--- a/Trabajo Práctico 0.docx
+++ b/Trabajo Práctico 0.docx
@@ -18,7 +18,6 @@
           <w:lang w:eastAsia="es-ES_tradnl"/>
         </w:rPr>
       </w:pPr>
-      <w:bookmarkStart w:id="0" w:name="_GoBack"/>
       <w:r>
         <w:rPr>
           <w:rFonts w:ascii="Times New Roman" w:eastAsia="Times New Roman" w:hAnsi="Times New Roman" w:cs="Times New Roman"/>
@@ -59,7 +58,6 @@
         <w:t>Taller de Programación</w:t>
       </w:r>
     </w:p>
-    <w:bookmarkEnd w:id="0"/>
     <w:p>
       <w:pPr>
         <w:spacing w:before="100" w:beforeAutospacing="1" w:after="100" w:afterAutospacing="1"/>
@@ -197,18 +195,22 @@
       <w:pPr>
         <w:spacing w:before="100" w:beforeAutospacing="1" w:after="100" w:afterAutospacing="1"/>
         <w:jc w:val="both"/>
-        <w:rPr>
-          <w:rFonts w:ascii="Times New Roman" w:eastAsia="Times New Roman" w:hAnsi="Times New Roman" w:cs="Times New Roman"/>
-          <w:lang w:eastAsia="es-ES_tradnl"/>
-        </w:rPr>
-      </w:pPr>
-      <w:r>
-        <w:rPr>
-          <w:rFonts w:ascii="Times New Roman" w:eastAsia="Times New Roman" w:hAnsi="Times New Roman" w:cs="Times New Roman"/>
-          <w:lang w:eastAsia="es-ES_tradnl"/>
-        </w:rPr>
-        <w:t>(Agregar aquí el link una vez creado)</w:t>
-      </w:r>
+        <w:outlineLvl w:val="0"/>
+        <w:rPr>
+          <w:rFonts w:ascii="Times New Roman" w:eastAsia="Times New Roman" w:hAnsi="Times New Roman" w:cs="Times New Roman"/>
+          <w:lang w:eastAsia="es-ES_tradnl"/>
+        </w:rPr>
+      </w:pPr>
+      <w:hyperlink r:id="rId5" w:history="1">
+        <w:r>
+          <w:rPr>
+            <w:rStyle w:val="Hipervnculo"/>
+            <w:rFonts w:ascii="Times New Roman" w:eastAsia="Times New Roman" w:hAnsi="Times New Roman" w:cs="Times New Roman"/>
+            <w:lang w:eastAsia="es-ES_tradnl"/>
+          </w:rPr>
+          <w:t>https://github.com/PabloTallerProgramacion/TP0_Programacion_UBA.git</w:t>
+        </w:r>
+      </w:hyperlink>
     </w:p>
     <w:p>
       <w:pPr>
@@ -223,6 +225,8 @@
           <w:lang w:eastAsia="es-ES_tradnl"/>
         </w:rPr>
       </w:pPr>
+      <w:bookmarkStart w:id="0" w:name="_GoBack"/>
+      <w:bookmarkEnd w:id="0"/>
       <w:r>
         <w:rPr>
           <w:rFonts w:ascii="Times New Roman" w:eastAsia="Times New Roman" w:hAnsi="Times New Roman" w:cs="Times New Roman"/>
@@ -1057,7 +1061,7 @@
                     </pic:cNvPicPr>
                   </pic:nvPicPr>
                   <pic:blipFill>
-                    <a:blip r:embed="rId5">
+                    <a:blip r:embed="rId6">
                       <a:extLst>
                         <a:ext uri="{28A0092B-C50C-407E-A947-70E740481C1C}">
                           <a14:useLocalDpi xmlns:a14="http://schemas.microsoft.com/office/drawing/2010/main" val="0"/>
@@ -1138,7 +1142,7 @@
                     </pic:cNvPicPr>
                   </pic:nvPicPr>
                   <pic:blipFill>
-                    <a:blip r:embed="rId6">
+                    <a:blip r:embed="rId7">
                       <a:extLst>
                         <a:ext uri="{28A0092B-C50C-407E-A947-70E740481C1C}">
                           <a14:useLocalDpi xmlns:a14="http://schemas.microsoft.com/office/drawing/2010/main" val="0"/>
@@ -1204,7 +1208,7 @@
                     </pic:cNvPicPr>
                   </pic:nvPicPr>
                   <pic:blipFill>
-                    <a:blip r:embed="rId7">
+                    <a:blip r:embed="rId8">
                       <a:extLst>
                         <a:ext uri="{28A0092B-C50C-407E-A947-70E740481C1C}">
                           <a14:useLocalDpi xmlns:a14="http://schemas.microsoft.com/office/drawing/2010/main" val="0"/>
@@ -6767,6 +6771,29 @@
       <w:lang w:eastAsia="es-ES_tradnl"/>
     </w:rPr>
   </w:style>
+  <w:style w:type="character" w:styleId="Hipervnculo">
+    <w:name w:val="Hyperlink"/>
+    <w:basedOn w:val="Fuentedeprrafopredeter"/>
+    <w:uiPriority w:val="99"/>
+    <w:unhideWhenUsed/>
+    <w:rsid w:val="00FA6FFA"/>
+    <w:rPr>
+      <w:color w:val="0563C1" w:themeColor="hyperlink"/>
+      <w:u w:val="single"/>
+    </w:rPr>
+  </w:style>
+  <w:style w:type="character" w:styleId="Mencinsinresolver">
+    <w:name w:val="Unresolved Mention"/>
+    <w:basedOn w:val="Fuentedeprrafopredeter"/>
+    <w:uiPriority w:val="99"/>
+    <w:semiHidden/>
+    <w:unhideWhenUsed/>
+    <w:rsid w:val="00FA6FFA"/>
+    <w:rPr>
+      <w:color w:val="605E5C"/>
+      <w:shd w:val="clear" w:color="auto" w:fill="E1DFDD"/>
+    </w:rPr>
+  </w:style>
 </w:styles>
 </file>
 
